--- a/astro-pi/mission-zero-launch.docx
+++ b/astro-pi/mission-zero-launch.docx
@@ -499,7 +499,7 @@
           <w:sz w:val="40"/>
           <w:szCs w:val="40"/>
         </w:rPr>
-        <w:t>and paste this into the Python code</w:t>
+        <w:t xml:space="preserve">and paste this into the </w:t>
       </w:r>
       <w:r>
         <w:rPr>
@@ -508,7 +508,74 @@
           <w:sz w:val="40"/>
           <w:szCs w:val="40"/>
         </w:rPr>
-        <w:t>, overwriting the example image(s).</w:t>
+        <w:t>p</w:t>
+      </w:r>
+      <w:r>
+        <w:rPr>
+          <w:rFonts w:ascii="Calibri" w:hAnsi="Calibri" w:cs="Calibri"/>
+          <w:color w:val="000000"/>
+          <w:sz w:val="40"/>
+          <w:szCs w:val="40"/>
+        </w:rPr>
+        <w:t>ython code</w:t>
+      </w:r>
+      <w:r>
+        <w:rPr>
+          <w:rFonts w:ascii="Calibri" w:hAnsi="Calibri" w:cs="Calibri"/>
+          <w:color w:val="000000"/>
+          <w:sz w:val="40"/>
+          <w:szCs w:val="40"/>
+        </w:rPr>
+        <w:t xml:space="preserve">, overwriting the </w:t>
+      </w:r>
+      <w:r>
+        <w:rPr>
+          <w:rFonts w:ascii="Calibri" w:hAnsi="Calibri" w:cs="Calibri"/>
+          <w:color w:val="000000"/>
+          <w:sz w:val="40"/>
+          <w:szCs w:val="40"/>
+        </w:rPr>
+        <w:t xml:space="preserve">data for </w:t>
+      </w:r>
+      <w:r>
+        <w:rPr>
+          <w:rFonts w:ascii="Calibri" w:hAnsi="Calibri" w:cs="Calibri"/>
+          <w:b/>
+          <w:bCs/>
+          <w:color w:val="000000"/>
+          <w:sz w:val="40"/>
+          <w:szCs w:val="40"/>
+        </w:rPr>
+        <w:t>image1</w:t>
+      </w:r>
+      <w:r>
+        <w:rPr>
+          <w:rFonts w:ascii="Calibri" w:hAnsi="Calibri" w:cs="Calibri"/>
+          <w:color w:val="000000"/>
+          <w:sz w:val="40"/>
+          <w:szCs w:val="40"/>
+        </w:rPr>
+        <w:t>/</w:t>
+      </w:r>
+      <w:r>
+        <w:rPr>
+          <w:rFonts w:ascii="Calibri" w:hAnsi="Calibri" w:cs="Calibri"/>
+          <w:b/>
+          <w:bCs/>
+          <w:color w:val="000000"/>
+          <w:sz w:val="40"/>
+          <w:szCs w:val="40"/>
+        </w:rPr>
+        <w:t>image2</w:t>
+      </w:r>
+      <w:r>
+        <w:rPr>
+          <w:rFonts w:ascii="Calibri" w:hAnsi="Calibri" w:cs="Calibri"/>
+          <w:color w:val="000000"/>
+          <w:sz w:val="40"/>
+          <w:szCs w:val="40"/>
+        </w:rPr>
+        <w:t>.</w:t>
       </w:r>
     </w:p>
     <w:p>
@@ -721,66 +788,149 @@
       <w:r>
         <w:rPr>
           <w:rFonts w:ascii="Calibri" w:hAnsi="Calibri" w:cs="Calibri"/>
-          <w:color w:val="000000" w:themeColor="text1"/>
-          <w:sz w:val="40"/>
-          <w:szCs w:val="40"/>
-          <w:lang w:eastAsia="en-GB"/>
-        </w:rPr>
-        <w:t>S</w:t>
-      </w:r>
-      <w:r>
-        <w:rPr>
-          <w:rFonts w:ascii="Calibri" w:hAnsi="Calibri" w:cs="Calibri"/>
-          <w:color w:val="000000" w:themeColor="text1"/>
-          <w:sz w:val="40"/>
-          <w:szCs w:val="40"/>
-          <w:lang w:eastAsia="en-GB"/>
-        </w:rPr>
-        <w:t xml:space="preserve">ave </w:t>
-      </w:r>
-      <w:r>
-        <w:rPr>
-          <w:rFonts w:ascii="Calibri" w:hAnsi="Calibri" w:cs="Calibri"/>
-          <w:color w:val="000000" w:themeColor="text1"/>
-          <w:sz w:val="40"/>
-          <w:szCs w:val="40"/>
-          <w:lang w:eastAsia="en-GB"/>
-        </w:rPr>
-        <w:t xml:space="preserve">or submit </w:t>
-      </w:r>
-      <w:r>
-        <w:rPr>
-          <w:rFonts w:ascii="Calibri" w:hAnsi="Calibri" w:cs="Calibri"/>
-          <w:color w:val="000000" w:themeColor="text1"/>
-          <w:sz w:val="40"/>
-          <w:szCs w:val="40"/>
-          <w:lang w:eastAsia="en-GB"/>
-        </w:rPr>
-        <w:t>the work</w:t>
-      </w:r>
-      <w:r>
-        <w:rPr>
-          <w:rFonts w:ascii="Calibri" w:hAnsi="Calibri" w:cs="Calibri"/>
-          <w:color w:val="000000" w:themeColor="text1"/>
-          <w:sz w:val="40"/>
-          <w:szCs w:val="40"/>
-          <w:lang w:eastAsia="en-GB"/>
-        </w:rPr>
-        <w:t xml:space="preserve"> if this is the final version.</w:t>
+          <w:b/>
+          <w:bCs/>
+          <w:color w:val="000000" w:themeColor="text1"/>
+          <w:sz w:val="40"/>
+          <w:szCs w:val="40"/>
+          <w:lang w:eastAsia="en-GB"/>
+        </w:rPr>
+        <w:t xml:space="preserve">Write down </w:t>
+      </w:r>
+      <w:r>
+        <w:rPr>
+          <w:rFonts w:ascii="Calibri" w:hAnsi="Calibri" w:cs="Calibri"/>
+          <w:color w:val="000000" w:themeColor="text1"/>
+          <w:sz w:val="40"/>
+          <w:szCs w:val="40"/>
+          <w:lang w:eastAsia="en-GB"/>
+        </w:rPr>
+        <w:t xml:space="preserve">the </w:t>
+      </w:r>
+      <w:proofErr w:type="gramStart"/>
+      <w:r>
+        <w:rPr>
+          <w:rFonts w:ascii="Calibri" w:hAnsi="Calibri" w:cs="Calibri"/>
+          <w:color w:val="000000" w:themeColor="text1"/>
+          <w:sz w:val="40"/>
+          <w:szCs w:val="40"/>
+          <w:lang w:eastAsia="en-GB"/>
+        </w:rPr>
+        <w:t>team</w:t>
+      </w:r>
+      <w:proofErr w:type="gramEnd"/>
+      <w:r>
+        <w:rPr>
+          <w:rFonts w:ascii="Calibri" w:hAnsi="Calibri" w:cs="Calibri"/>
+          <w:color w:val="000000" w:themeColor="text1"/>
+          <w:sz w:val="40"/>
+          <w:szCs w:val="40"/>
+          <w:lang w:eastAsia="en-GB"/>
+        </w:rPr>
+        <w:t xml:space="preserve"> name</w:t>
+      </w:r>
+      <w:r>
+        <w:rPr>
+          <w:rFonts w:ascii="Calibri" w:hAnsi="Calibri" w:cs="Calibri"/>
+          <w:color w:val="000000" w:themeColor="text1"/>
+          <w:sz w:val="40"/>
+          <w:szCs w:val="40"/>
+          <w:lang w:eastAsia="en-GB"/>
+        </w:rPr>
+        <w:t xml:space="preserve"> so we can find it.</w:t>
       </w:r>
     </w:p>
     <w:p>
       <w:pPr>
-        <w:ind w:firstLine="0"/>
-        <w:rPr>
-          <w:rFonts w:ascii="Arial" w:hAnsi="Arial" w:cs="Arial"/>
-          <w:b/>
-          <w:bCs/>
-          <w:color w:val="0070C0"/>
-          <w:sz w:val="56"/>
-          <w:szCs w:val="56"/>
-        </w:rPr>
-      </w:pPr>
+        <w:pStyle w:val="NormalWeb"/>
+        <w:numPr>
+          <w:ilvl w:val="0"/>
+          <w:numId w:val="4"/>
+        </w:numPr>
+        <w:spacing w:before="0" w:beforeAutospacing="0" w:after="0" w:afterAutospacing="0" w:line="276" w:lineRule="auto"/>
+        <w:ind w:left="1276" w:right="-472" w:hanging="567"/>
+        <w:rPr>
+          <w:rFonts w:ascii="Calibri" w:hAnsi="Calibri" w:cs="Calibri"/>
+          <w:color w:val="000000" w:themeColor="text1"/>
+          <w:sz w:val="40"/>
+          <w:szCs w:val="40"/>
+          <w:lang w:eastAsia="en-GB"/>
+        </w:rPr>
+      </w:pPr>
+      <w:r>
+        <w:rPr>
+          <w:rFonts w:ascii="Calibri" w:hAnsi="Calibri" w:cs="Calibri"/>
+          <w:color w:val="000000" w:themeColor="text1"/>
+          <w:sz w:val="40"/>
+          <w:szCs w:val="40"/>
+          <w:lang w:eastAsia="en-GB"/>
+        </w:rPr>
+        <w:t>S</w:t>
+      </w:r>
+      <w:r>
+        <w:rPr>
+          <w:rFonts w:ascii="Calibri" w:hAnsi="Calibri" w:cs="Calibri"/>
+          <w:color w:val="000000" w:themeColor="text1"/>
+          <w:sz w:val="40"/>
+          <w:szCs w:val="40"/>
+          <w:lang w:eastAsia="en-GB"/>
+        </w:rPr>
+        <w:t xml:space="preserve">ave </w:t>
+      </w:r>
+      <w:r>
+        <w:rPr>
+          <w:rFonts w:ascii="Calibri" w:hAnsi="Calibri" w:cs="Calibri"/>
+          <w:color w:val="000000" w:themeColor="text1"/>
+          <w:sz w:val="40"/>
+          <w:szCs w:val="40"/>
+          <w:lang w:eastAsia="en-GB"/>
+        </w:rPr>
+        <w:t xml:space="preserve">or submit </w:t>
+      </w:r>
+      <w:r>
+        <w:rPr>
+          <w:rFonts w:ascii="Calibri" w:hAnsi="Calibri" w:cs="Calibri"/>
+          <w:color w:val="000000" w:themeColor="text1"/>
+          <w:sz w:val="40"/>
+          <w:szCs w:val="40"/>
+          <w:lang w:eastAsia="en-GB"/>
+        </w:rPr>
+        <w:t>the work</w:t>
+      </w:r>
+      <w:r>
+        <w:rPr>
+          <w:rFonts w:ascii="Calibri" w:hAnsi="Calibri" w:cs="Calibri"/>
+          <w:color w:val="000000" w:themeColor="text1"/>
+          <w:sz w:val="40"/>
+          <w:szCs w:val="40"/>
+          <w:lang w:eastAsia="en-GB"/>
+        </w:rPr>
+        <w:t xml:space="preserve"> if this is the final version.</w:t>
+      </w:r>
+    </w:p>
+    <w:p>
+      <w:pPr>
+        <w:pStyle w:val="NormalWeb"/>
+        <w:spacing w:before="240" w:beforeAutospacing="0" w:after="0" w:afterAutospacing="0" w:line="276" w:lineRule="auto"/>
+        <w:ind w:left="709" w:right="-471"/>
+        <w:rPr>
+          <w:rFonts w:ascii="Calibri" w:hAnsi="Calibri" w:cs="Calibri"/>
+          <w:color w:val="000000" w:themeColor="text1"/>
+          <w:sz w:val="40"/>
+          <w:szCs w:val="40"/>
+          <w:lang w:eastAsia="en-GB"/>
+        </w:rPr>
+      </w:pPr>
+      <w:r>
+        <w:rPr>
+          <w:rFonts w:ascii="Calibri" w:hAnsi="Calibri" w:cs="Calibri"/>
+          <w:color w:val="000000" w:themeColor="text1"/>
+          <w:sz w:val="40"/>
+          <w:szCs w:val="40"/>
+          <w:lang w:eastAsia="en-GB"/>
+        </w:rPr>
+        <w:t>MISSION COMPLETE!</w:t>
+      </w:r>
     </w:p>
     <w:sectPr>
       <w:pgSz w:w="11906" w:h="16838"/>

--- a/astro-pi/mission-zero-launch.docx
+++ b/astro-pi/mission-zero-launch.docx
@@ -181,6 +181,53 @@
     </w:p>
     <w:p>
       <w:pPr>
+        <w:ind w:firstLine="0"/>
+        <w:rPr>
+          <w:rFonts w:ascii="Calibri" w:hAnsi="Calibri" w:cs="Calibri"/>
+          <w:color w:val="000000" w:themeColor="text1"/>
+          <w:sz w:val="40"/>
+          <w:szCs w:val="40"/>
+        </w:rPr>
+      </w:pPr>
+      <w:r>
+        <w:rPr>
+          <w:rFonts w:ascii="Calibri" w:hAnsi="Calibri" w:cs="Calibri"/>
+          <w:color w:val="000000" w:themeColor="text1"/>
+          <w:sz w:val="40"/>
+          <w:szCs w:val="40"/>
+        </w:rPr>
+        <w:t>Open</w:t>
+      </w:r>
+      <w:r>
+        <w:rPr>
+          <w:rFonts w:ascii="Calibri" w:hAnsi="Calibri" w:cs="Calibri"/>
+          <w:color w:val="000000" w:themeColor="text1"/>
+          <w:sz w:val="40"/>
+          <w:szCs w:val="40"/>
+        </w:rPr>
+        <w:t>:</w:t>
+      </w:r>
+      <w:r>
+        <w:rPr>
+          <w:rFonts w:ascii="Calibri" w:hAnsi="Calibri" w:cs="Calibri"/>
+          <w:color w:val="000000" w:themeColor="text1"/>
+          <w:sz w:val="40"/>
+          <w:szCs w:val="40"/>
+        </w:rPr>
+        <w:t xml:space="preserve"> </w:t>
+      </w:r>
+      <w:r>
+        <w:rPr>
+          <w:rFonts w:ascii="Calibri" w:hAnsi="Calibri" w:cs="Calibri"/>
+          <w:color w:val="0070C0"/>
+          <w:sz w:val="40"/>
+          <w:szCs w:val="40"/>
+        </w:rPr>
+        <w:t>https://codeclub67.github.io/astro-pi</w:t>
+      </w:r>
+    </w:p>
+    <w:p>
+      <w:pPr>
         <w:pStyle w:val="NormalWeb"/>
         <w:numPr>
           <w:ilvl w:val="0"/>
@@ -283,34 +330,47 @@
           <w:sz w:val="40"/>
           <w:szCs w:val="40"/>
         </w:rPr>
-        <w:t>Open Astro-pi Mission Zero</w:t>
-      </w:r>
-      <w:r>
-        <w:rPr>
-          <w:rFonts w:ascii="Calibri" w:hAnsi="Calibri" w:cs="Calibri"/>
+        <w:t>Launch</w:t>
+      </w:r>
+      <w:r>
+        <w:rPr>
+          <w:rFonts w:ascii="Calibri" w:hAnsi="Calibri" w:cs="Calibri"/>
+          <w:color w:val="000000" w:themeColor="text1"/>
+          <w:sz w:val="40"/>
+          <w:szCs w:val="40"/>
+        </w:rPr>
+        <w:t xml:space="preserve"> </w:t>
+      </w:r>
+      <w:r>
+        <w:rPr>
+          <w:rFonts w:ascii="Calibri" w:hAnsi="Calibri" w:cs="Calibri"/>
+          <w:color w:val="000000" w:themeColor="text1"/>
+          <w:sz w:val="40"/>
+          <w:szCs w:val="40"/>
+        </w:rPr>
+        <w:t xml:space="preserve">the </w:t>
+      </w:r>
+      <w:r>
+        <w:rPr>
+          <w:rFonts w:ascii="Calibri" w:hAnsi="Calibri" w:cs="Calibri"/>
+          <w:b/>
+          <w:bCs/>
+          <w:color w:val="000000" w:themeColor="text1"/>
+          <w:sz w:val="40"/>
+          <w:szCs w:val="40"/>
+        </w:rPr>
+        <w:t>Astro-pi Mission Zero</w:t>
+      </w:r>
+      <w:r>
+        <w:rPr>
+          <w:rFonts w:ascii="Calibri" w:hAnsi="Calibri" w:cs="Calibri"/>
+          <w:b/>
+          <w:bCs/>
           <w:color w:val="000000" w:themeColor="text1"/>
           <w:sz w:val="40"/>
           <w:szCs w:val="40"/>
         </w:rPr>
         <w:t xml:space="preserve"> simulator</w:t>
-      </w:r>
-      <w:r>
-        <w:rPr>
-          <w:rFonts w:ascii="Calibri" w:hAnsi="Calibri" w:cs="Calibri"/>
-          <w:color w:val="000000" w:themeColor="text1"/>
-          <w:sz w:val="40"/>
-          <w:szCs w:val="40"/>
-        </w:rPr>
-        <w:br/>
-      </w:r>
-      <w:r>
-        <w:rPr>
-          <w:rFonts w:ascii="Calibri" w:hAnsi="Calibri" w:cs="Calibri"/>
-          <w:color w:val="0070C0"/>
-          <w:sz w:val="36"/>
-          <w:szCs w:val="36"/>
-        </w:rPr>
-        <w:t>https://missions.astro-pi.org/mz/code_submissions</w:t>
       </w:r>
     </w:p>
     <w:p>
@@ -481,7 +541,49 @@
           <w:sz w:val="40"/>
           <w:szCs w:val="40"/>
         </w:rPr>
-        <w:t xml:space="preserve">se the Mission Zero encoder to generate the image </w:t>
+        <w:t xml:space="preserve">se the </w:t>
+      </w:r>
+      <w:r>
+        <w:rPr>
+          <w:rFonts w:ascii="Calibri" w:hAnsi="Calibri" w:cs="Calibri"/>
+          <w:b/>
+          <w:bCs/>
+          <w:color w:val="000000"/>
+          <w:sz w:val="40"/>
+          <w:szCs w:val="40"/>
+        </w:rPr>
+        <w:t xml:space="preserve">Mission Zero </w:t>
+      </w:r>
+      <w:r>
+        <w:rPr>
+          <w:rFonts w:ascii="Calibri" w:hAnsi="Calibri" w:cs="Calibri"/>
+          <w:b/>
+          <w:bCs/>
+          <w:color w:val="000000"/>
+          <w:sz w:val="40"/>
+          <w:szCs w:val="40"/>
+        </w:rPr>
+        <w:t>Image E</w:t>
+      </w:r>
+      <w:r>
+        <w:rPr>
+          <w:rFonts w:ascii="Calibri" w:hAnsi="Calibri" w:cs="Calibri"/>
+          <w:b/>
+          <w:bCs/>
+          <w:color w:val="000000"/>
+          <w:sz w:val="40"/>
+          <w:szCs w:val="40"/>
+        </w:rPr>
+        <w:t>ncoder</w:t>
+      </w:r>
+      <w:r>
+        <w:rPr>
+          <w:rFonts w:ascii="Calibri" w:hAnsi="Calibri" w:cs="Calibri"/>
+          <w:color w:val="000000"/>
+          <w:sz w:val="40"/>
+          <w:szCs w:val="40"/>
+        </w:rPr>
+        <w:t xml:space="preserve"> to generate the image </w:t>
       </w:r>
       <w:r>
         <w:rPr>
@@ -743,29 +845,7 @@
           <w:szCs w:val="40"/>
           <w:lang w:eastAsia="en-GB"/>
         </w:rPr>
-        <w:t xml:space="preserve"> </w:t>
-      </w:r>
-      <w:r>
-        <w:rPr>
-          <w:rFonts w:ascii="Calibri" w:hAnsi="Calibri" w:cs="Calibri"/>
-          <w:color w:val="000000" w:themeColor="text1"/>
-          <w:sz w:val="40"/>
-          <w:szCs w:val="40"/>
-          <w:lang w:eastAsia="en-GB"/>
-        </w:rPr>
-        <w:t>which can be the</w:t>
-      </w:r>
-      <w:r>
-        <w:rPr>
-          <w:rFonts w:ascii="Calibri" w:hAnsi="Calibri" w:cs="Calibri"/>
-          <w:b/>
-          <w:bCs/>
-          <w:color w:val="000000" w:themeColor="text1"/>
-          <w:sz w:val="40"/>
-          <w:szCs w:val="40"/>
-          <w:lang w:eastAsia="en-GB"/>
-        </w:rPr>
-        <w:t xml:space="preserve"> child’s name.</w:t>
+        <w:t>.</w:t>
       </w:r>
     </w:p>
     <w:p>
@@ -837,7 +917,37 @@
           <w:szCs w:val="40"/>
           <w:lang w:eastAsia="en-GB"/>
         </w:rPr>
-        <w:t xml:space="preserve"> so we can find it.</w:t>
+        <w:t xml:space="preserve"> </w:t>
+      </w:r>
+      <w:r>
+        <w:rPr>
+          <w:rFonts w:ascii="Calibri" w:hAnsi="Calibri" w:cs="Calibri"/>
+          <w:color w:val="000000" w:themeColor="text1"/>
+          <w:sz w:val="40"/>
+          <w:szCs w:val="40"/>
+          <w:lang w:eastAsia="en-GB"/>
+        </w:rPr>
+        <w:t xml:space="preserve">and child’s name </w:t>
+      </w:r>
+      <w:r>
+        <w:rPr>
+          <w:rFonts w:ascii="Calibri" w:hAnsi="Calibri" w:cs="Calibri"/>
+          <w:color w:val="000000" w:themeColor="text1"/>
+          <w:sz w:val="40"/>
+          <w:szCs w:val="40"/>
+          <w:lang w:eastAsia="en-GB"/>
+        </w:rPr>
+        <w:t>so we can find it</w:t>
+      </w:r>
+      <w:r>
+        <w:rPr>
+          <w:rFonts w:ascii="Calibri" w:hAnsi="Calibri" w:cs="Calibri"/>
+          <w:color w:val="000000" w:themeColor="text1"/>
+          <w:sz w:val="40"/>
+          <w:szCs w:val="40"/>
+          <w:lang w:eastAsia="en-GB"/>
+        </w:rPr>
+        <w:t xml:space="preserve"> again.</w:t>
       </w:r>
     </w:p>
     <w:p>
@@ -885,17 +995,59 @@
           <w:szCs w:val="40"/>
           <w:lang w:eastAsia="en-GB"/>
         </w:rPr>
-        <w:t xml:space="preserve">or submit </w:t>
-      </w:r>
-      <w:r>
-        <w:rPr>
-          <w:rFonts w:ascii="Calibri" w:hAnsi="Calibri" w:cs="Calibri"/>
-          <w:color w:val="000000" w:themeColor="text1"/>
-          <w:sz w:val="40"/>
-          <w:szCs w:val="40"/>
-          <w:lang w:eastAsia="en-GB"/>
-        </w:rPr>
-        <w:t>the work</w:t>
+        <w:t>or</w:t>
+      </w:r>
+      <w:r>
+        <w:rPr>
+          <w:rFonts w:ascii="Calibri" w:hAnsi="Calibri" w:cs="Calibri"/>
+          <w:color w:val="000000" w:themeColor="text1"/>
+          <w:sz w:val="40"/>
+          <w:szCs w:val="40"/>
+          <w:lang w:eastAsia="en-GB"/>
+        </w:rPr>
+        <w:t xml:space="preserve"> </w:t>
+      </w:r>
+      <w:r>
+        <w:rPr>
+          <w:rFonts w:ascii="Calibri" w:hAnsi="Calibri" w:cs="Calibri"/>
+          <w:b/>
+          <w:bCs/>
+          <w:color w:val="000000" w:themeColor="text1"/>
+          <w:sz w:val="40"/>
+          <w:szCs w:val="40"/>
+          <w:lang w:eastAsia="en-GB"/>
+        </w:rPr>
+        <w:t>submit</w:t>
+      </w:r>
+      <w:r>
+        <w:rPr>
+          <w:rFonts w:ascii="Calibri" w:hAnsi="Calibri" w:cs="Calibri"/>
+          <w:color w:val="000000" w:themeColor="text1"/>
+          <w:sz w:val="40"/>
+          <w:szCs w:val="40"/>
+          <w:lang w:eastAsia="en-GB"/>
+        </w:rPr>
+        <w:t xml:space="preserve"> </w:t>
+      </w:r>
+      <w:r>
+        <w:rPr>
+          <w:rFonts w:ascii="Calibri" w:hAnsi="Calibri" w:cs="Calibri"/>
+          <w:color w:val="000000" w:themeColor="text1"/>
+          <w:sz w:val="40"/>
+          <w:szCs w:val="40"/>
+          <w:lang w:eastAsia="en-GB"/>
+        </w:rPr>
+        <w:t xml:space="preserve">the </w:t>
+      </w:r>
+      <w:r>
+        <w:rPr>
+          <w:rFonts w:ascii="Calibri" w:hAnsi="Calibri" w:cs="Calibri"/>
+          <w:color w:val="000000" w:themeColor="text1"/>
+          <w:sz w:val="40"/>
+          <w:szCs w:val="40"/>
+          <w:lang w:eastAsia="en-GB"/>
+        </w:rPr>
+        <w:t>code</w:t>
       </w:r>
       <w:r>
         <w:rPr>
